--- a/docs/lista_louvores/Textos_Louvores/A FAMÍLIA DOM DIVINO.docx
+++ b/docs/lista_louvores/Textos_Louvores/A FAMÍLIA DOM DIVINO.docx
@@ -1,429 +1,222 @@
 
 <file path=word/document.xml><?xml version="1.0" encoding="utf-8"?>
-<w:document xmlns:wpc="http://schemas.microsoft.com/office/word/2010/wordprocessingCanvas" xmlns:cx="http://schemas.microsoft.com/office/drawing/2014/chartex" xmlns:cx1="http://schemas.microsoft.com/office/drawing/2015/9/8/chartex" xmlns:cx2="http://schemas.microsoft.com/office/drawing/2015/10/21/chartex" xmlns:cx3="http://schemas.microsoft.com/office/drawing/2016/5/9/chartex" xmlns:cx4="http://schemas.microsoft.com/office/drawing/2016/5/10/chartex" xmlns:cx5="http://schemas.microsoft.com/office/drawing/2016/5/11/chartex" xmlns:cx6="http://schemas.microsoft.com/office/drawing/2016/5/12/chartex" xmlns:cx7="http://schemas.microsoft.com/office/drawing/2016/5/13/chartex" xmlns:cx8="http://schemas.microsoft.com/office/drawing/2016/5/14/chartex" xmlns:mc="http://schemas.openxmlformats.org/markup-compatibility/2006" xmlns:aink="http://schemas.microsoft.com/office/drawing/2016/ink" xmlns:am3d="http://schemas.microsoft.com/office/drawing/2017/model3d" xmlns:o="urn:schemas-microsoft-com:office:office" xmlns:oel="http://schemas.microsoft.com/office/2019/extlst" xmlns:r="http://schemas.openxmlformats.org/officeDocument/2006/relationships" xmlns:m="http://schemas.openxmlformats.org/officeDocument/2006/math" xmlns:v="urn:schemas-microsoft-com:vml" xmlns:wp14="http://schemas.microsoft.com/office/word/2010/wordprocessingDrawing" xmlns:wp="http://schemas.openxmlformats.org/drawingml/2006/wordprocessingDrawing" xmlns:w10="urn:schemas-microsoft-com:office:word" xmlns:w="http://schemas.openxmlformats.org/wordprocessingml/2006/main" xmlns:w14="http://schemas.microsoft.com/office/word/2010/wordml" xmlns:w15="http://schemas.microsoft.com/office/word/2012/wordml" xmlns:w16cex="http://schemas.microsoft.com/office/word/2018/wordml/cex" xmlns:w16cid="http://schemas.microsoft.com/office/word/2016/wordml/cid" xmlns:w16="http://schemas.microsoft.com/office/word/2018/wordml" xmlns:w16du="http://schemas.microsoft.com/office/word/2023/wordml/word16du" xmlns:w16sdtdh="http://schemas.microsoft.com/office/word/2020/wordml/sdtdatahash" xmlns:w16se="http://schemas.microsoft.com/office/word/2015/wordml/symex" xmlns:wpg="http://schemas.microsoft.com/office/word/2010/wordprocessingGroup" xmlns:wpi="http://schemas.microsoft.com/office/word/2010/wordprocessingInk" xmlns:wne="http://schemas.microsoft.com/office/word/2006/wordml" xmlns:wps="http://schemas.microsoft.com/office/word/2010/wordprocessingShape" mc:Ignorable="w14 w15 w16se w16cid w16 w16cex w16sdtdh w16du wp14">
+<w:document xmlns:wpc="http://schemas.microsoft.com/office/word/2010/wordprocessingCanvas" xmlns:cx="http://schemas.microsoft.com/office/drawing/2014/chartex" xmlns:cx1="http://schemas.microsoft.com/office/drawing/2015/9/8/chartex" xmlns:cx2="http://schemas.microsoft.com/office/drawing/2015/10/21/chartex" xmlns:cx3="http://schemas.microsoft.com/office/drawing/2016/5/9/chartex" xmlns:cx4="http://schemas.microsoft.com/office/drawing/2016/5/10/chartex" xmlns:cx5="http://schemas.microsoft.com/office/drawing/2016/5/11/chartex" xmlns:cx6="http://schemas.microsoft.com/office/drawing/2016/5/12/chartex" xmlns:cx7="http://schemas.microsoft.com/office/drawing/2016/5/13/chartex" xmlns:cx8="http://schemas.microsoft.com/office/drawing/2016/5/14/chartex" xmlns:mc="http://schemas.openxmlformats.org/markup-compatibility/2006" xmlns:aink="http://schemas.microsoft.com/office/drawing/2016/ink" xmlns:am3d="http://schemas.microsoft.com/office/drawing/2017/model3d" xmlns:o="urn:schemas-microsoft-com:office:office" xmlns:oel="http://schemas.microsoft.com/office/2019/extlst" xmlns:r="http://schemas.openxmlformats.org/officeDocument/2006/relationships" xmlns:m="http://schemas.openxmlformats.org/officeDocument/2006/math" xmlns:v="urn:schemas-microsoft-com:vml" xmlns:wp14="http://schemas.microsoft.com/office/word/2010/wordprocessingDrawing" xmlns:wp="http://schemas.openxmlformats.org/drawingml/2006/wordprocessingDrawing" xmlns:w10="urn:schemas-microsoft-com:office:word" xmlns:w="http://schemas.openxmlformats.org/wordprocessingml/2006/main" xmlns:w14="http://schemas.microsoft.com/office/word/2010/wordml" xmlns:w15="http://schemas.microsoft.com/office/word/2012/wordml" xmlns:w16cex="http://schemas.microsoft.com/office/word/2018/wordml/cex" xmlns:w16cid="http://schemas.microsoft.com/office/word/2016/wordml/cid" xmlns:w16="http://schemas.microsoft.com/office/word/2018/wordml" xmlns:w16du="http://schemas.microsoft.com/office/word/2023/wordml/word16du" xmlns:w16sdtdh="http://schemas.microsoft.com/office/word/2020/wordml/sdtdatahash" xmlns:w16sdtfl="http://schemas.microsoft.com/office/word/2024/wordml/sdtformatlock" xmlns:w16se="http://schemas.microsoft.com/office/word/2015/wordml/symex" xmlns:wpg="http://schemas.microsoft.com/office/word/2010/wordprocessingGroup" xmlns:wpi="http://schemas.microsoft.com/office/word/2010/wordprocessingInk" xmlns:wne="http://schemas.microsoft.com/office/word/2006/wordml" xmlns:wps="http://schemas.microsoft.com/office/word/2010/wordprocessingShape" mc:Ignorable="w14 w15 w16se w16cid w16 w16cex w16sdtdh w16sdtfl w16du wp14">
   <w:body>
     <w:p>
       <w:pPr>
-        <w:spacing w:after="160" w:line="276" w:lineRule="auto"/>
-        <w:rPr>
-          <w:rFonts w:ascii="Arial" w:hAnsi="Arial" w:cs="Arial"/>
-        </w:rPr>
+        <w:pStyle w:val="Ttulo1"/>
       </w:pPr>
       <w:r>
-        <w:rPr>
-          <w:rFonts w:ascii="Arial" w:hAnsi="Arial" w:cs="Arial"/>
-          <w:sz w:val="28"/>
-          <w:szCs w:val="28"/>
-          <w:u w:val="single"/>
-        </w:rPr>
         <w:t>A FAMÍLIA DOM DIVINO</w:t>
       </w:r>
     </w:p>
     <w:p>
       <w:pPr>
         <w:spacing w:after="120"/>
-        <w:rPr>
-          <w:rFonts w:ascii="Arial" w:hAnsi="Arial"/>
-        </w:rPr>
       </w:pPr>
       <w:r>
-        <w:rPr>
-          <w:rFonts w:ascii="Arial" w:hAnsi="Arial"/>
-        </w:rPr>
         <w:t xml:space="preserve">Da costela de Adão </w:t>
       </w:r>
       <w:r>
-        <w:rPr>
-          <w:rFonts w:ascii="Arial" w:hAnsi="Arial"/>
-        </w:rPr>
-        <w:br/>
-      </w:r>
-      <w:r>
-        <w:rPr>
-          <w:rFonts w:ascii="Arial" w:hAnsi="Arial"/>
-        </w:rPr>
+        <w:br/>
+      </w:r>
+      <w:r>
         <w:t xml:space="preserve">Deus lhe fez a sua esposa </w:t>
       </w:r>
       <w:r>
-        <w:rPr>
-          <w:rFonts w:ascii="Arial" w:hAnsi="Arial"/>
-        </w:rPr>
-        <w:br/>
-      </w:r>
-      <w:r>
-        <w:rPr>
-          <w:rFonts w:ascii="Arial" w:hAnsi="Arial"/>
-        </w:rPr>
+        <w:br/>
+      </w:r>
+      <w:r>
         <w:t xml:space="preserve">Para estar sempre ao seu lado </w:t>
       </w:r>
       <w:r>
-        <w:rPr>
-          <w:rFonts w:ascii="Arial" w:hAnsi="Arial"/>
-        </w:rPr>
-        <w:br/>
-      </w:r>
-      <w:r>
-        <w:rPr>
-          <w:rFonts w:ascii="Arial" w:hAnsi="Arial"/>
-        </w:rPr>
+        <w:br/>
+      </w:r>
+      <w:r>
         <w:t xml:space="preserve">Uma idônea auxiliadora </w:t>
       </w:r>
     </w:p>
     <w:p>
       <w:pPr>
         <w:spacing w:after="120"/>
-        <w:rPr>
-          <w:rFonts w:ascii="Arial" w:hAnsi="Arial"/>
-        </w:rPr>
       </w:pPr>
       <w:r>
-        <w:rPr>
-          <w:rFonts w:ascii="Arial" w:hAnsi="Arial"/>
-        </w:rPr>
         <w:t xml:space="preserve">Um casal, uma só carne, </w:t>
       </w:r>
       <w:r>
-        <w:rPr>
-          <w:rFonts w:ascii="Arial" w:hAnsi="Arial"/>
-        </w:rPr>
-        <w:br/>
-      </w:r>
-      <w:r>
-        <w:rPr>
-          <w:rFonts w:ascii="Arial" w:hAnsi="Arial"/>
-        </w:rPr>
+        <w:br/>
+      </w:r>
+      <w:r>
         <w:t xml:space="preserve">Este é o plano do Senhor </w:t>
       </w:r>
       <w:r>
-        <w:rPr>
-          <w:rFonts w:ascii="Arial" w:hAnsi="Arial"/>
-        </w:rPr>
-        <w:br/>
-      </w:r>
-      <w:r>
-        <w:rPr>
-          <w:rFonts w:ascii="Arial" w:hAnsi="Arial"/>
-        </w:rPr>
+        <w:br/>
+      </w:r>
+      <w:r>
         <w:t xml:space="preserve">Que o homem não separe </w:t>
       </w:r>
       <w:r>
-        <w:rPr>
-          <w:rFonts w:ascii="Arial" w:hAnsi="Arial"/>
-        </w:rPr>
-        <w:br/>
-      </w:r>
-      <w:r>
-        <w:rPr>
-          <w:rFonts w:ascii="Arial" w:hAnsi="Arial"/>
-        </w:rPr>
+        <w:br/>
+      </w:r>
+      <w:r>
         <w:t xml:space="preserve">O que uniu o Criador. </w:t>
       </w:r>
     </w:p>
     <w:p>
       <w:pPr>
         <w:spacing w:after="120"/>
-        <w:rPr>
-          <w:rFonts w:ascii="Arial" w:hAnsi="Arial"/>
-        </w:rPr>
       </w:pPr>
       <w:r>
-        <w:rPr>
-          <w:rFonts w:ascii="Arial" w:hAnsi="Arial"/>
-        </w:rPr>
         <w:t xml:space="preserve">Deus é sábio e perfeito, poderoso Benfeitor. </w:t>
       </w:r>
       <w:r>
-        <w:rPr>
-          <w:rFonts w:ascii="Arial" w:hAnsi="Arial"/>
-        </w:rPr>
-        <w:br/>
-      </w:r>
-      <w:r>
-        <w:rPr>
-          <w:rFonts w:ascii="Arial" w:hAnsi="Arial"/>
-        </w:rPr>
+        <w:br/>
+      </w:r>
+      <w:r>
         <w:t xml:space="preserve">A família, dom divino, </w:t>
       </w:r>
       <w:r>
-        <w:rPr>
-          <w:rFonts w:ascii="Arial" w:hAnsi="Arial"/>
-        </w:rPr>
-        <w:br/>
-      </w:r>
-      <w:r>
-        <w:rPr>
-          <w:rFonts w:ascii="Arial" w:hAnsi="Arial"/>
-        </w:rPr>
+        <w:br/>
+      </w:r>
+      <w:r>
         <w:t xml:space="preserve">Deus formou para o seu louvor. </w:t>
       </w:r>
     </w:p>
     <w:p>
       <w:pPr>
         <w:spacing w:after="120"/>
-        <w:rPr>
-          <w:rFonts w:ascii="Arial" w:hAnsi="Arial"/>
-        </w:rPr>
       </w:pPr>
       <w:r>
-        <w:rPr>
-          <w:rFonts w:ascii="Arial" w:hAnsi="Arial"/>
-        </w:rPr>
         <w:t xml:space="preserve">Edifica o nosso lar, Benfeitor onipotente, </w:t>
       </w:r>
       <w:r>
-        <w:rPr>
-          <w:rFonts w:ascii="Arial" w:hAnsi="Arial"/>
-        </w:rPr>
-        <w:br/>
-      </w:r>
-      <w:r>
-        <w:rPr>
-          <w:rFonts w:ascii="Arial" w:hAnsi="Arial"/>
-        </w:rPr>
+        <w:br/>
+      </w:r>
+      <w:r>
         <w:t xml:space="preserve">Vem Teu Plano em nós firmar. </w:t>
       </w:r>
       <w:r>
-        <w:rPr>
-          <w:rFonts w:ascii="Arial" w:hAnsi="Arial"/>
-        </w:rPr>
-        <w:br/>
-      </w:r>
-      <w:r>
-        <w:rPr>
-          <w:rFonts w:ascii="Arial" w:hAnsi="Arial"/>
-        </w:rPr>
+        <w:br/>
+      </w:r>
+      <w:r>
         <w:t xml:space="preserve">Que te honremos para sempre! </w:t>
       </w:r>
     </w:p>
     <w:p>
       <w:pPr>
         <w:spacing w:after="120"/>
-        <w:rPr>
-          <w:rFonts w:ascii="Arial" w:hAnsi="Arial"/>
-        </w:rPr>
       </w:pPr>
       <w:r>
-        <w:rPr>
-          <w:rFonts w:ascii="Arial" w:hAnsi="Arial"/>
-        </w:rPr>
         <w:t xml:space="preserve">Um casal, uma só carne, </w:t>
       </w:r>
       <w:r>
-        <w:rPr>
-          <w:rFonts w:ascii="Arial" w:hAnsi="Arial"/>
-        </w:rPr>
-        <w:br/>
-      </w:r>
-      <w:r>
-        <w:rPr>
-          <w:rFonts w:ascii="Arial" w:hAnsi="Arial"/>
-        </w:rPr>
+        <w:br/>
+      </w:r>
+      <w:r>
         <w:t xml:space="preserve">Este é o plano original </w:t>
       </w:r>
       <w:r>
-        <w:rPr>
-          <w:rFonts w:ascii="Arial" w:hAnsi="Arial"/>
-        </w:rPr>
-        <w:br/>
-      </w:r>
-      <w:r>
-        <w:rPr>
-          <w:rFonts w:ascii="Arial" w:hAnsi="Arial"/>
-        </w:rPr>
+        <w:br/>
+      </w:r>
+      <w:r>
         <w:t xml:space="preserve">Seja Cristo o alicerce, o Sustentador leal </w:t>
       </w:r>
     </w:p>
     <w:p>
       <w:pPr>
         <w:spacing w:after="120"/>
-        <w:rPr>
-          <w:rFonts w:ascii="Arial" w:hAnsi="Arial"/>
-        </w:rPr>
       </w:pPr>
       <w:r>
-        <w:rPr>
-          <w:rFonts w:ascii="Arial" w:hAnsi="Arial"/>
-        </w:rPr>
         <w:t xml:space="preserve">Da esposa e do marido, </w:t>
       </w:r>
       <w:r>
-        <w:rPr>
-          <w:rFonts w:ascii="Arial" w:hAnsi="Arial"/>
-        </w:rPr>
-        <w:br/>
-      </w:r>
-      <w:r>
-        <w:rPr>
-          <w:rFonts w:ascii="Arial" w:hAnsi="Arial"/>
-        </w:rPr>
+        <w:br/>
+      </w:r>
+      <w:r>
         <w:t xml:space="preserve">No respeito e no amor. </w:t>
       </w:r>
       <w:r>
-        <w:rPr>
-          <w:rFonts w:ascii="Arial" w:hAnsi="Arial"/>
-        </w:rPr>
-        <w:br/>
-      </w:r>
-      <w:r>
-        <w:rPr>
-          <w:rFonts w:ascii="Arial" w:hAnsi="Arial"/>
-        </w:rPr>
+        <w:br/>
+      </w:r>
+      <w:r>
         <w:t xml:space="preserve">Que a família, dom divino, </w:t>
       </w:r>
       <w:r>
-        <w:rPr>
-          <w:rFonts w:ascii="Arial" w:hAnsi="Arial"/>
-        </w:rPr>
-        <w:br/>
-      </w:r>
-      <w:r>
-        <w:rPr>
-          <w:rFonts w:ascii="Arial" w:hAnsi="Arial"/>
-        </w:rPr>
+        <w:br/>
+      </w:r>
+      <w:r>
         <w:t xml:space="preserve">Glorifique ao Salvador. </w:t>
       </w:r>
     </w:p>
     <w:p>
       <w:pPr>
         <w:spacing w:after="120"/>
-        <w:rPr>
-          <w:rFonts w:ascii="Arial" w:hAnsi="Arial"/>
-        </w:rPr>
       </w:pPr>
       <w:r>
-        <w:rPr>
-          <w:rFonts w:ascii="Arial" w:hAnsi="Arial"/>
-        </w:rPr>
-        <w:t>Si</w:t>
-      </w:r>
-      <w:r>
-        <w:rPr>
-          <w:rFonts w:ascii="Arial" w:hAnsi="Arial"/>
-        </w:rPr>
-        <w:t xml:space="preserve">m felizes para sempre </w:t>
-      </w:r>
-      <w:r>
-        <w:rPr>
-          <w:rFonts w:ascii="Arial" w:hAnsi="Arial"/>
-        </w:rPr>
-        <w:br/>
-      </w:r>
-      <w:r>
-        <w:rPr>
-          <w:rFonts w:ascii="Arial" w:hAnsi="Arial"/>
-        </w:rPr>
+        <w:t xml:space="preserve">Sim felizes para sempre </w:t>
+      </w:r>
+      <w:r>
+        <w:br/>
+      </w:r>
+      <w:r>
         <w:t xml:space="preserve">Nós seremos com Jesus, </w:t>
       </w:r>
       <w:r>
-        <w:rPr>
-          <w:rFonts w:ascii="Arial" w:hAnsi="Arial"/>
-        </w:rPr>
-        <w:br/>
-      </w:r>
-      <w:r>
-        <w:rPr>
-          <w:rFonts w:ascii="Arial" w:hAnsi="Arial"/>
-        </w:rPr>
+        <w:br/>
+      </w:r>
+      <w:r>
         <w:t xml:space="preserve">Se guardarmos Seus ensinos </w:t>
       </w:r>
       <w:r>
-        <w:rPr>
-          <w:rFonts w:ascii="Arial" w:hAnsi="Arial"/>
-        </w:rPr>
-        <w:br/>
-      </w:r>
-      <w:r>
-        <w:rPr>
-          <w:rFonts w:ascii="Arial" w:hAnsi="Arial"/>
-        </w:rPr>
+        <w:br/>
+      </w:r>
+      <w:r>
         <w:t xml:space="preserve">E andarmos em Sua luz! </w:t>
       </w:r>
     </w:p>
     <w:p>
       <w:pPr>
         <w:spacing w:after="120"/>
-        <w:rPr>
-          <w:rFonts w:ascii="Arial" w:hAnsi="Arial"/>
-        </w:rPr>
       </w:pPr>
       <w:r>
-        <w:rPr>
-          <w:rFonts w:ascii="Arial" w:hAnsi="Arial"/>
-        </w:rPr>
         <w:t xml:space="preserve">Um casal, uma só carne </w:t>
       </w:r>
       <w:r>
-        <w:rPr>
-          <w:rFonts w:ascii="Arial" w:hAnsi="Arial"/>
-        </w:rPr>
-        <w:br/>
-      </w:r>
-      <w:r>
-        <w:rPr>
-          <w:rFonts w:ascii="Arial" w:hAnsi="Arial"/>
-        </w:rPr>
+        <w:br/>
+      </w:r>
+      <w:r>
         <w:t xml:space="preserve">Que alegra corações, </w:t>
       </w:r>
       <w:r>
-        <w:rPr>
-          <w:rFonts w:ascii="Arial" w:hAnsi="Arial"/>
-        </w:rPr>
-        <w:br/>
-      </w:r>
-      <w:r>
-        <w:rPr>
-          <w:rFonts w:ascii="Arial" w:hAnsi="Arial"/>
-        </w:rPr>
+        <w:br/>
+      </w:r>
+      <w:r>
         <w:t xml:space="preserve">Não é um conto de fadas </w:t>
       </w:r>
       <w:r>
-        <w:rPr>
-          <w:rFonts w:ascii="Arial" w:hAnsi="Arial"/>
-        </w:rPr>
-        <w:br/>
-      </w:r>
-      <w:r>
-        <w:rPr>
-          <w:rFonts w:ascii="Arial" w:hAnsi="Arial"/>
-        </w:rPr>
+        <w:br/>
+      </w:r>
+      <w:r>
         <w:t xml:space="preserve">Inspirado em ilusões. </w:t>
       </w:r>
     </w:p>
     <w:p>
       <w:pPr>
         <w:spacing w:after="120"/>
-        <w:rPr>
-          <w:rFonts w:ascii="Arial" w:hAnsi="Arial"/>
-        </w:rPr>
       </w:pPr>
       <w:r>
-        <w:rPr>
-          <w:rFonts w:ascii="Arial" w:hAnsi="Arial"/>
-        </w:rPr>
         <w:t xml:space="preserve">A família é um dom divino, </w:t>
       </w:r>
       <w:r>
-        <w:rPr>
-          <w:rFonts w:ascii="Arial" w:hAnsi="Arial"/>
-        </w:rPr>
-        <w:br/>
-      </w:r>
-      <w:r>
-        <w:rPr>
-          <w:rFonts w:ascii="Arial" w:hAnsi="Arial"/>
-        </w:rPr>
+        <w:br/>
+      </w:r>
+      <w:r>
         <w:t xml:space="preserve">Linda história de amor </w:t>
       </w:r>
       <w:r>
-        <w:rPr>
-          <w:rFonts w:ascii="Arial" w:hAnsi="Arial"/>
-        </w:rPr>
-        <w:br/>
-      </w:r>
-      <w:r>
-        <w:rPr>
-          <w:rFonts w:ascii="Arial" w:hAnsi="Arial"/>
-        </w:rPr>
+        <w:br/>
+      </w:r>
+      <w:r>
         <w:t>Revelada no princípio pelo eterno Criador</w:t>
       </w:r>
     </w:p>
@@ -438,7 +231,7 @@
 </file>
 
 <file path=word/styles.xml><?xml version="1.0" encoding="utf-8"?>
-<w:styles xmlns:mc="http://schemas.openxmlformats.org/markup-compatibility/2006" xmlns:r="http://schemas.openxmlformats.org/officeDocument/2006/relationships" xmlns:w="http://schemas.openxmlformats.org/wordprocessingml/2006/main" xmlns:w14="http://schemas.microsoft.com/office/word/2010/wordml" xmlns:w15="http://schemas.microsoft.com/office/word/2012/wordml" xmlns:w16cex="http://schemas.microsoft.com/office/word/2018/wordml/cex" xmlns:w16cid="http://schemas.microsoft.com/office/word/2016/wordml/cid" xmlns:w16="http://schemas.microsoft.com/office/word/2018/wordml" xmlns:w16du="http://schemas.microsoft.com/office/word/2023/wordml/word16du" xmlns:w16sdtdh="http://schemas.microsoft.com/office/word/2020/wordml/sdtdatahash" xmlns:w16se="http://schemas.microsoft.com/office/word/2015/wordml/symex" mc:Ignorable="w14 w15 w16se w16cid w16 w16cex w16sdtdh w16du">
+<w:styles xmlns:mc="http://schemas.openxmlformats.org/markup-compatibility/2006" xmlns:r="http://schemas.openxmlformats.org/officeDocument/2006/relationships" xmlns:w="http://schemas.openxmlformats.org/wordprocessingml/2006/main" xmlns:w14="http://schemas.microsoft.com/office/word/2010/wordml" xmlns:w15="http://schemas.microsoft.com/office/word/2012/wordml" xmlns:w16cex="http://schemas.microsoft.com/office/word/2018/wordml/cex" xmlns:w16cid="http://schemas.microsoft.com/office/word/2016/wordml/cid" xmlns:w16="http://schemas.microsoft.com/office/word/2018/wordml" xmlns:w16du="http://schemas.microsoft.com/office/word/2023/wordml/word16du" xmlns:w16sdtdh="http://schemas.microsoft.com/office/word/2020/wordml/sdtdatahash" xmlns:w16sdtfl="http://schemas.microsoft.com/office/word/2024/wordml/sdtformatlock" xmlns:w16se="http://schemas.microsoft.com/office/word/2015/wordml/symex" mc:Ignorable="w14 w15 w16se w16cid w16 w16cex w16sdtdh w16sdtfl w16du">
   <w:docDefaults>
     <w:rPrDefault>
       <w:rPr>
